--- a/lessons/10-4/downloads/10-4-notes-teacher-l2.docx
+++ b/lessons/10-4/downloads/10-4-notes-teacher-l2.docx
@@ -1359,47 +1359,6 @@
         <w:t xml:space="preserve">Write About the Math</w:t>
       </w:r>
     </w:p>
-    <w:p>
-      <w:pPr>
-        <w:spacing w:after="100"/>
-      </w:pPr>
-      <w:r>
-        <w:rPr>
-          <w:i/>
-          <w:iCs/>
-          <w:color w:val="5F6F80"/>
-          <w:sz w:val="19"/>
-          <w:szCs w:val="19"/>
-        </w:rPr>
-        <w:t xml:space="preserve">Use the support level you need. Every level answers the same math question.</w:t>
-      </w:r>
-    </w:p>
-    <w:p>
-      <w:pPr>
-        <w:pStyle w:val="Heading2"/>
-        <w:spacing w:after="80" w:before="180"/>
-      </w:pPr>
-      <w:r>
-        <w:rPr>
-          <w:b/>
-          <w:bCs/>
-          <w:color w:val="12355B"/>
-          <w:sz w:val="24"/>
-          <w:szCs w:val="24"/>
-        </w:rPr>
-        <w:t xml:space="preserve">1. Understand the Question</w:t>
-      </w:r>
-      <w:r>
-        <w:rPr>
-          <w:i/>
-          <w:iCs/>
-          <w:color w:val="B97A12"/>
-          <w:sz w:val="19"/>
-          <w:szCs w:val="19"/>
-        </w:rPr>
-        <w:t xml:space="preserve">   explain</w:t>
-      </w:r>
-    </w:p>
     <w:tbl>
       <w:tblPr>
         <w:tblW w:type="pct" w:w="100%"/>
@@ -1438,344 +1397,6 @@
               </w:rPr>
               <w:t xml:space="preserve">How will your future vehicle be powered, and what math will be used in its design or use?</w:t>
             </w:r>
-          </w:p>
-          <w:p>
-            <w:pPr>
-              <w:spacing w:after="0"/>
-            </w:pPr>
-            <w:r>
-              <w:rPr>
-                <w:b/>
-                <w:bCs/>
-                <w:color w:val="12355B"/>
-                <w:sz w:val="20"/>
-                <w:szCs w:val="20"/>
-              </w:rPr>
-              <w:t xml:space="preserve">Your job:  </w:t>
-            </w:r>
-            <w:r>
-              <w:rPr>
-                <w:sz w:val="20"/>
-                <w:szCs w:val="20"/>
-              </w:rPr>
-              <w:t xml:space="preserve">Answer the question. Use math evidence. Explain how the evidence proves your answer.</w:t>
-            </w:r>
-            <w:r>
-              <w:rPr>
-                <w:i/>
-                <w:iCs/>
-                <w:color w:val="5F6F80"/>
-                <w:sz w:val="18"/>
-                <w:szCs w:val="18"/>
-              </w:rPr>
-              <w:br/>
-              <w:t xml:space="preserve">Responde la pregunta. Usa evidencia matemática. Explica cómo la evidencia demuestra tu respuesta.</w:t>
-            </w:r>
-          </w:p>
-        </w:tc>
-      </w:tr>
-    </w:tbl>
-    <w:p>
-      <w:pPr>
-        <w:pStyle w:val="Heading2"/>
-        <w:spacing w:after="80" w:before="180"/>
-      </w:pPr>
-      <w:r>
-        <w:rPr>
-          <w:b/>
-          <w:bCs/>
-          <w:color w:val="12355B"/>
-          <w:sz w:val="24"/>
-          <w:szCs w:val="24"/>
-        </w:rPr>
-        <w:t xml:space="preserve">2. Plan Your Math Words</w:t>
-      </w:r>
-      <w:r>
-        <w:rPr>
-          <w:i/>
-          <w:iCs/>
-          <w:color w:val="1FA6A2"/>
-          <w:sz w:val="19"/>
-          <w:szCs w:val="19"/>
-        </w:rPr>
-        <w:t xml:space="preserve">   check at least two</w:t>
-      </w:r>
-    </w:p>
-    <w:p>
-      <w:pPr>
-        <w:spacing w:after="60"/>
-      </w:pPr>
-      <w:r>
-        <w:rPr>
-          <w:b/>
-          <w:bCs/>
-          <w:color w:val="1FA6A2"/>
-          <w:sz w:val="22"/>
-          <w:szCs w:val="22"/>
-        </w:rPr>
-        <w:t xml:space="preserve">☐  </w:t>
-      </w:r>
-      <w:r>
-        <w:rPr>
-          <w:b/>
-          <w:bCs/>
-          <w:color w:val="12355B"/>
-          <w:sz w:val="20"/>
-          <w:szCs w:val="20"/>
-        </w:rPr>
-        <w:t xml:space="preserve">ingenuity — </w:t>
-      </w:r>
-      <w:r>
-        <w:rPr>
-          <w:sz w:val="20"/>
-          <w:szCs w:val="20"/>
-        </w:rPr>
-        <w:t xml:space="preserve">Coming up with different, and sometimes unique, solutions to problems.</w:t>
-      </w:r>
-      <w:r>
-        <w:rPr>
-          <w:i/>
-          <w:iCs/>
-          <w:color w:val="5F6F80"/>
-          <w:sz w:val="18"/>
-          <w:szCs w:val="18"/>
-        </w:rPr>
-        <w:br/>
-        <w:t xml:space="preserve">ingenio — Idear soluciones diferentes, y a veces únicas, a los problemas.</w:t>
-      </w:r>
-    </w:p>
-    <w:p>
-      <w:pPr>
-        <w:spacing w:after="60"/>
-      </w:pPr>
-      <w:r>
-        <w:rPr>
-          <w:b/>
-          <w:bCs/>
-          <w:color w:val="1FA6A2"/>
-          <w:sz w:val="22"/>
-          <w:szCs w:val="22"/>
-        </w:rPr>
-        <w:t xml:space="preserve">☐  </w:t>
-      </w:r>
-      <w:r>
-        <w:rPr>
-          <w:b/>
-          <w:bCs/>
-          <w:color w:val="12355B"/>
-          <w:sz w:val="20"/>
-          <w:szCs w:val="20"/>
-        </w:rPr>
-        <w:t xml:space="preserve">rotation — </w:t>
-      </w:r>
-      <w:r>
-        <w:rPr>
-          <w:sz w:val="20"/>
-          <w:szCs w:val="20"/>
-        </w:rPr>
-        <w:t xml:space="preserve">One full turn of a wheel, gear, or pedal all the way around.</w:t>
-      </w:r>
-      <w:r>
-        <w:rPr>
-          <w:i/>
-          <w:iCs/>
-          <w:color w:val="5F6F80"/>
-          <w:sz w:val="18"/>
-          <w:szCs w:val="18"/>
-        </w:rPr>
-        <w:br/>
-        <w:t xml:space="preserve">rotación — Una vuelta completa de una rueda, un engranaje o un pedal.</w:t>
-      </w:r>
-    </w:p>
-    <w:p>
-      <w:pPr>
-        <w:spacing w:after="60"/>
-      </w:pPr>
-      <w:r>
-        <w:rPr>
-          <w:b/>
-          <w:bCs/>
-          <w:color w:val="1FA6A2"/>
-          <w:sz w:val="22"/>
-          <w:szCs w:val="22"/>
-        </w:rPr>
-        <w:t xml:space="preserve">☐  </w:t>
-      </w:r>
-      <w:r>
-        <w:rPr>
-          <w:b/>
-          <w:bCs/>
-          <w:color w:val="12355B"/>
-          <w:sz w:val="20"/>
-          <w:szCs w:val="20"/>
-        </w:rPr>
-        <w:t xml:space="preserve">gear — </w:t>
-      </w:r>
-      <w:r>
-        <w:rPr>
-          <w:sz w:val="20"/>
-          <w:szCs w:val="20"/>
-        </w:rPr>
-        <w:t xml:space="preserve">A toothed wheel that passes motion to another toothed wheel through a chain.</w:t>
-      </w:r>
-      <w:r>
-        <w:rPr>
-          <w:i/>
-          <w:iCs/>
-          <w:color w:val="5F6F80"/>
-          <w:sz w:val="18"/>
-          <w:szCs w:val="18"/>
-        </w:rPr>
-        <w:br/>
-        <w:t xml:space="preserve">engranaje — Una rueda con dientes que transmite el movimiento a otra rueda con dientes por medio de una cadena.</w:t>
-      </w:r>
-    </w:p>
-    <w:p>
-      <w:pPr>
-        <w:spacing w:after="60"/>
-      </w:pPr>
-      <w:r>
-        <w:rPr>
-          <w:b/>
-          <w:bCs/>
-          <w:color w:val="1FA6A2"/>
-          <w:sz w:val="22"/>
-          <w:szCs w:val="22"/>
-        </w:rPr>
-        <w:t xml:space="preserve">☐  </w:t>
-      </w:r>
-      <w:r>
-        <w:rPr>
-          <w:b/>
-          <w:bCs/>
-          <w:color w:val="12355B"/>
-          <w:sz w:val="20"/>
-          <w:szCs w:val="20"/>
-        </w:rPr>
-        <w:t xml:space="preserve">ratio — </w:t>
-      </w:r>
-      <w:r>
-        <w:rPr>
-          <w:sz w:val="20"/>
-          <w:szCs w:val="20"/>
-        </w:rPr>
-        <w:t xml:space="preserve">A comparison of two quantities, like pedal rotations to wheel rotations.</w:t>
-      </w:r>
-      <w:r>
-        <w:rPr>
-          <w:i/>
-          <w:iCs/>
-          <w:color w:val="5F6F80"/>
-          <w:sz w:val="18"/>
-          <w:szCs w:val="18"/>
-        </w:rPr>
-        <w:br/>
-        <w:t xml:space="preserve">razón — Una comparación de dos cantidades, como rotaciones del pedal y rotaciones de la rueda.</w:t>
-      </w:r>
-    </w:p>
-    <w:p>
-      <w:pPr>
-        <w:spacing w:after="60"/>
-      </w:pPr>
-      <w:r>
-        <w:rPr>
-          <w:b/>
-          <w:bCs/>
-          <w:color w:val="1FA6A2"/>
-          <w:sz w:val="22"/>
-          <w:szCs w:val="22"/>
-        </w:rPr>
-        <w:t xml:space="preserve">☐  </w:t>
-      </w:r>
-      <w:r>
-        <w:rPr>
-          <w:b/>
-          <w:bCs/>
-          <w:color w:val="12355B"/>
-          <w:sz w:val="20"/>
-          <w:szCs w:val="20"/>
-        </w:rPr>
-        <w:t xml:space="preserve">equivalent ratios — </w:t>
-      </w:r>
-      <w:r>
-        <w:rPr>
-          <w:sz w:val="20"/>
-          <w:szCs w:val="20"/>
-        </w:rPr>
-        <w:t xml:space="preserve">Ratios that make the same comparison using different numbers.</w:t>
-      </w:r>
-      <w:r>
-        <w:rPr>
-          <w:i/>
-          <w:iCs/>
-          <w:color w:val="5F6F80"/>
-          <w:sz w:val="18"/>
-          <w:szCs w:val="18"/>
-        </w:rPr>
-        <w:br/>
-        <w:t xml:space="preserve">razones equivalentes — Razones que hacen la misma comparación con números diferentes.</w:t>
-      </w:r>
-    </w:p>
-    <w:tbl>
-      <w:tblPr>
-        <w:tblW w:type="pct" w:w="100%"/>
-        <w:tblBorders>
-          <w:top w:val="single" w:color="1FA6A2" w:sz="8"/>
-          <w:left w:val="single" w:color="1FA6A2" w:sz="8"/>
-          <w:bottom w:val="single" w:color="1FA6A2" w:sz="8"/>
-          <w:right w:val="single" w:color="1FA6A2" w:sz="8"/>
-          <w:insideH w:val="single" w:color="auto" w:sz="4"/>
-          <w:insideV w:val="single" w:color="auto" w:sz="4"/>
-        </w:tblBorders>
-      </w:tblPr>
-      <w:tblGrid>
-        <w:gridCol w:w="100"/>
-      </w:tblGrid>
-      <w:tr>
-        <w:tc>
-          <w:tcPr>
-            <w:shd w:fill="F7FFFD" w:color="auto" w:val="clear"/>
-            <w:tcMar>
-              <w:top w:type="dxa" w:w="120"/>
-              <w:left w:type="dxa" w:w="180"/>
-              <w:bottom w:type="dxa" w:w="120"/>
-              <w:right w:type="dxa" w:w="180"/>
-            </w:tcMar>
-          </w:tcPr>
-          <w:p>
-            <w:pPr>
-              <w:spacing w:after="50"/>
-            </w:pPr>
-            <w:r>
-              <w:rPr>
-                <w:b/>
-                <w:bCs/>
-                <w:color w:val="1FA6A2"/>
-                <w:sz w:val="20"/>
-                <w:szCs w:val="20"/>
-              </w:rPr>
-              <w:t xml:space="preserve">Say it first:  </w:t>
-            </w:r>
-            <w:r>
-              <w:rPr>
-                <w:sz w:val="20"/>
-                <w:szCs w:val="20"/>
-              </w:rPr>
-              <w:t xml:space="preserve">Say your idea to a partner or quietly to yourself before you write.</w:t>
-            </w:r>
-          </w:p>
-          <w:p>
-            <w:pPr>
-              <w:spacing w:after="60"/>
-            </w:pPr>
-            <w:r>
-              <w:rPr>
-                <w:color w:val="1A2733"/>
-                <w:sz w:val="21"/>
-                <w:szCs w:val="21"/>
-              </w:rPr>
-              <w:t xml:space="preserve">Describe a future mode of individual transportation. A complete answer says how it is ___, names a ___ (or rate) that shapes it, and explains where that math appears in the vehicle's ___.</w:t>
-            </w:r>
             <w:r>
               <w:rPr>
                 <w:i/>
@@ -1785,7 +1406,7 @@
                 <w:szCs w:val="19"/>
               </w:rPr>
               <w:br/>
-              <w:t xml:space="preserve">Di tu respuesta primero: Mi respuesta es ___ porque ___.</w:t>
+              <w:t xml:space="preserve">¿Con qué funcionará tu vehículo del futuro, y qué matemáticas se usarán en su diseño o su uso?</w:t>
             </w:r>
           </w:p>
         </w:tc>
@@ -1793,28 +1414,192 @@
     </w:tbl>
     <w:p>
       <w:pPr>
-        <w:pStyle w:val="Heading2"/>
-        <w:spacing w:after="80" w:before="180"/>
-      </w:pPr>
-      <w:r>
-        <w:rPr>
-          <w:b/>
-          <w:bCs/>
-          <w:color w:val="12355B"/>
-          <w:sz w:val="24"/>
-          <w:szCs w:val="24"/>
-        </w:rPr>
-        <w:t xml:space="preserve">3. Build Your Explanation</w:t>
-      </w:r>
+        <w:spacing w:after="100"/>
+      </w:pPr>
       <w:r>
         <w:rPr>
           <w:i/>
           <w:iCs/>
-          <w:color w:val="B97A12"/>
+          <w:color w:val="5F6F80"/>
           <w:sz w:val="19"/>
           <w:szCs w:val="19"/>
         </w:rPr>
-        <w:t xml:space="preserve">   choose your support</w:t>
+        <w:t xml:space="preserve">Say your answer to a partner first. Then write it, using at least two of these words:</w:t>
+      </w:r>
+    </w:p>
+    <w:p>
+      <w:pPr>
+        <w:spacing w:after="40"/>
+      </w:pPr>
+      <w:r>
+        <w:rPr>
+          <w:b/>
+          <w:bCs/>
+          <w:color w:val="1FA6A2"/>
+          <w:sz w:val="22"/>
+          <w:szCs w:val="22"/>
+        </w:rPr>
+        <w:t xml:space="preserve">☐  </w:t>
+      </w:r>
+      <w:r>
+        <w:rPr>
+          <w:b/>
+          <w:bCs/>
+          <w:color w:val="12355B"/>
+          <w:sz w:val="20"/>
+          <w:szCs w:val="20"/>
+        </w:rPr>
+        <w:t xml:space="preserve">ingenuity</w:t>
+      </w:r>
+      <w:r>
+        <w:rPr>
+          <w:i/>
+          <w:iCs/>
+          <w:color w:val="5F6F80"/>
+          <w:sz w:val="18"/>
+          <w:szCs w:val="18"/>
+        </w:rPr>
+        <w:t xml:space="preserve">  ·  ingenio</w:t>
+      </w:r>
+    </w:p>
+    <w:p>
+      <w:pPr>
+        <w:spacing w:after="40"/>
+      </w:pPr>
+      <w:r>
+        <w:rPr>
+          <w:b/>
+          <w:bCs/>
+          <w:color w:val="1FA6A2"/>
+          <w:sz w:val="22"/>
+          <w:szCs w:val="22"/>
+        </w:rPr>
+        <w:t xml:space="preserve">☐  </w:t>
+      </w:r>
+      <w:r>
+        <w:rPr>
+          <w:b/>
+          <w:bCs/>
+          <w:color w:val="12355B"/>
+          <w:sz w:val="20"/>
+          <w:szCs w:val="20"/>
+        </w:rPr>
+        <w:t xml:space="preserve">rotation</w:t>
+      </w:r>
+      <w:r>
+        <w:rPr>
+          <w:i/>
+          <w:iCs/>
+          <w:color w:val="5F6F80"/>
+          <w:sz w:val="18"/>
+          <w:szCs w:val="18"/>
+        </w:rPr>
+        <w:t xml:space="preserve">  ·  rotación</w:t>
+      </w:r>
+    </w:p>
+    <w:p>
+      <w:pPr>
+        <w:spacing w:after="40"/>
+      </w:pPr>
+      <w:r>
+        <w:rPr>
+          <w:b/>
+          <w:bCs/>
+          <w:color w:val="1FA6A2"/>
+          <w:sz w:val="22"/>
+          <w:szCs w:val="22"/>
+        </w:rPr>
+        <w:t xml:space="preserve">☐  </w:t>
+      </w:r>
+      <w:r>
+        <w:rPr>
+          <w:b/>
+          <w:bCs/>
+          <w:color w:val="12355B"/>
+          <w:sz w:val="20"/>
+          <w:szCs w:val="20"/>
+        </w:rPr>
+        <w:t xml:space="preserve">gear</w:t>
+      </w:r>
+      <w:r>
+        <w:rPr>
+          <w:i/>
+          <w:iCs/>
+          <w:color w:val="5F6F80"/>
+          <w:sz w:val="18"/>
+          <w:szCs w:val="18"/>
+        </w:rPr>
+        <w:t xml:space="preserve">  ·  engranaje</w:t>
+      </w:r>
+    </w:p>
+    <w:p>
+      <w:pPr>
+        <w:spacing w:after="40"/>
+      </w:pPr>
+      <w:r>
+        <w:rPr>
+          <w:b/>
+          <w:bCs/>
+          <w:color w:val="1FA6A2"/>
+          <w:sz w:val="22"/>
+          <w:szCs w:val="22"/>
+        </w:rPr>
+        <w:t xml:space="preserve">☐  </w:t>
+      </w:r>
+      <w:r>
+        <w:rPr>
+          <w:b/>
+          <w:bCs/>
+          <w:color w:val="12355B"/>
+          <w:sz w:val="20"/>
+          <w:szCs w:val="20"/>
+        </w:rPr>
+        <w:t xml:space="preserve">ratio</w:t>
+      </w:r>
+      <w:r>
+        <w:rPr>
+          <w:i/>
+          <w:iCs/>
+          <w:color w:val="5F6F80"/>
+          <w:sz w:val="18"/>
+          <w:szCs w:val="18"/>
+        </w:rPr>
+        <w:t xml:space="preserve">  ·  razón</w:t>
+      </w:r>
+    </w:p>
+    <w:p>
+      <w:pPr>
+        <w:spacing w:after="40"/>
+      </w:pPr>
+      <w:r>
+        <w:rPr>
+          <w:b/>
+          <w:bCs/>
+          <w:color w:val="1FA6A2"/>
+          <w:sz w:val="22"/>
+          <w:szCs w:val="22"/>
+        </w:rPr>
+        <w:t xml:space="preserve">☐  </w:t>
+      </w:r>
+      <w:r>
+        <w:rPr>
+          <w:b/>
+          <w:bCs/>
+          <w:color w:val="12355B"/>
+          <w:sz w:val="20"/>
+          <w:szCs w:val="20"/>
+        </w:rPr>
+        <w:t xml:space="preserve">equivalent ratios</w:t>
+      </w:r>
+      <w:r>
+        <w:rPr>
+          <w:i/>
+          <w:iCs/>
+          <w:color w:val="5F6F80"/>
+          <w:sz w:val="18"/>
+          <w:szCs w:val="18"/>
+        </w:rPr>
+        <w:t xml:space="preserve">  ·  razones equivalentes</w:t>
       </w:r>
     </w:p>
     <w:tbl>
@@ -1845,21 +1630,6 @@
           </w:tcPr>
           <w:p>
             <w:pPr>
-              <w:spacing w:after="50"/>
-            </w:pPr>
-            <w:r>
-              <w:rPr>
-                <w:i/>
-                <w:iCs/>
-                <w:color w:val="5F6F80"/>
-                <w:sz w:val="19"/>
-                <w:szCs w:val="19"/>
-              </w:rPr>
-              <w:t xml:space="preserve">This model shows the parts of an explanation. It does not answer your writing question.</w:t>
-            </w:r>
-          </w:p>
-          <w:p>
-            <w:pPr>
               <w:spacing w:after="80"/>
             </w:pPr>
             <w:r>
@@ -1870,58 +1640,14 @@
                 <w:sz w:val="19"/>
                 <w:szCs w:val="19"/>
               </w:rPr>
-              <w:t xml:space="preserve">Claim:  </w:t>
+              <w:t xml:space="preserve">Model:  </w:t>
             </w:r>
             <w:r>
               <w:rPr>
                 <w:sz w:val="19"/>
                 <w:szCs w:val="19"/>
               </w:rPr>
-              <w:t xml:space="preserve">One pedal rotation makes one wheel rotation, so a bigger wheel's longer perimeter carries the bicycle farther with each pedal push.</w:t>
-            </w:r>
-          </w:p>
-          <w:p>
-            <w:pPr>
-              <w:spacing w:after="80"/>
-            </w:pPr>
-            <w:r>
-              <w:rPr>
-                <w:b/>
-                <w:bCs/>
-                <w:color w:val="12355B"/>
-                <w:sz w:val="19"/>
-                <w:szCs w:val="19"/>
-              </w:rPr>
-              <w:t xml:space="preserve">Evidence:  </w:t>
-            </w:r>
-            <w:r>
-              <w:rPr>
-                <w:sz w:val="19"/>
-                <w:szCs w:val="19"/>
-              </w:rPr>
-              <w:t xml:space="preserve">A strong answer connects the 1-to-1 ratio to the wheel's perimeter, explaining a bigger wheel travels farther per pedal push. A weak answer just says 'bigger is faster' without naming the ratio or perimeter.</w:t>
-            </w:r>
-          </w:p>
-          <w:p>
-            <w:pPr>
-              <w:spacing w:after="80"/>
-            </w:pPr>
-            <w:r>
-              <w:rPr>
-                <w:b/>
-                <w:bCs/>
-                <w:color w:val="12355B"/>
-                <w:sz w:val="19"/>
-                <w:szCs w:val="19"/>
-              </w:rPr>
-              <w:t xml:space="preserve">Reasoning:  </w:t>
-            </w:r>
-            <w:r>
-              <w:rPr>
-                <w:sz w:val="19"/>
-                <w:szCs w:val="19"/>
-              </w:rPr>
-              <w:t xml:space="preserve">This evidence connects the definition of ingenuity to the mathematical claim.</w:t>
+              <w:t xml:space="preserve">One pedal rotation makes one wheel rotation, so a bigger wheel's longer perimeter carries the bicycle farther with each pedal push. — A strong answer connects the 1-to-1 ratio to the wheel's perimeter, explaining a bigger wheel travels farther per pedal push. A weak answer just says 'bigger is faster' without naming the ratio or perimeter.</w:t>
             </w:r>
           </w:p>
         </w:tc>
@@ -2000,7 +1726,7 @@
           <w:sz w:val="21"/>
           <w:szCs w:val="21"/>
         </w:rPr>
-        <w:t xml:space="preserve">My answer is ___.</w:t>
+        <w:t xml:space="preserve">My answer is ___ because ___.</w:t>
       </w:r>
       <w:r>
         <w:rPr>
@@ -2011,7 +1737,7 @@
           <w:szCs w:val="19"/>
         </w:rPr>
         <w:br/>
-        <w:t xml:space="preserve">Mi respuesta es ___.</w:t>
+        <w:t xml:space="preserve">Mi respuesta es ___ porque ___.</w:t>
       </w:r>
     </w:p>
     <w:tbl>
@@ -2151,7 +1877,7 @@
           <w:sz w:val="21"/>
           <w:szCs w:val="21"/>
         </w:rPr>
-        <w:t xml:space="preserve">I know because ___.</w:t>
+        <w:t xml:space="preserve">My evidence is ___, so ___.</w:t>
       </w:r>
       <w:r>
         <w:rPr>
@@ -2162,31 +1888,7 @@
           <w:szCs w:val="19"/>
         </w:rPr>
         <w:br/>
-        <w:t xml:space="preserve">Lo sé porque ___.</w:t>
-      </w:r>
-    </w:p>
-    <w:p>
-      <w:pPr>
-        <w:spacing w:after="60"/>
-      </w:pPr>
-      <w:r>
-        <w:rPr>
-          <w:color w:val="1A2733"/>
-          <w:sz w:val="21"/>
-          <w:szCs w:val="21"/>
-        </w:rPr>
-        <w:t xml:space="preserve">So ___.</w:t>
-      </w:r>
-      <w:r>
-        <w:rPr>
-          <w:i/>
-          <w:iCs/>
-          <w:color w:val="5F6F80"/>
-          <w:sz w:val="19"/>
-          <w:szCs w:val="19"/>
-        </w:rPr>
-        <w:br/>
-        <w:t xml:space="preserve">Entonces ___.</w:t>
+        <w:t xml:space="preserve">Mi evidencia es ___, entonces ___.</w:t>
       </w:r>
     </w:p>
     <w:tbl>
@@ -2292,78 +1994,6 @@
         <w:t xml:space="preserve">Escribe una afirmación, da evidencia matemática y explica tu razonamiento.</w:t>
       </w:r>
     </w:p>
-    <w:p>
-      <w:pPr>
-        <w:spacing w:after="60"/>
-      </w:pPr>
-      <w:r>
-        <w:rPr>
-          <w:color w:val="1A2733"/>
-          <w:sz w:val="21"/>
-          <w:szCs w:val="21"/>
-        </w:rPr>
-        <w:t xml:space="preserve">My claim is ___.</w:t>
-      </w:r>
-      <w:r>
-        <w:rPr>
-          <w:i/>
-          <w:iCs/>
-          <w:color w:val="5F6F80"/>
-          <w:sz w:val="19"/>
-          <w:szCs w:val="19"/>
-        </w:rPr>
-        <w:br/>
-        <w:t xml:space="preserve">Mi afirmación es ___.</w:t>
-      </w:r>
-    </w:p>
-    <w:p>
-      <w:pPr>
-        <w:spacing w:after="60"/>
-      </w:pPr>
-      <w:r>
-        <w:rPr>
-          <w:color w:val="1A2733"/>
-          <w:sz w:val="21"/>
-          <w:szCs w:val="21"/>
-        </w:rPr>
-        <w:t xml:space="preserve">My math evidence is ___.</w:t>
-      </w:r>
-      <w:r>
-        <w:rPr>
-          <w:i/>
-          <w:iCs/>
-          <w:color w:val="5F6F80"/>
-          <w:sz w:val="19"/>
-          <w:szCs w:val="19"/>
-        </w:rPr>
-        <w:br/>
-        <w:t xml:space="preserve">Mi evidencia matemática es ___.</w:t>
-      </w:r>
-    </w:p>
-    <w:p>
-      <w:pPr>
-        <w:spacing w:after="60"/>
-      </w:pPr>
-      <w:r>
-        <w:rPr>
-          <w:color w:val="1A2733"/>
-          <w:sz w:val="21"/>
-          <w:szCs w:val="21"/>
-        </w:rPr>
-        <w:t xml:space="preserve">This proves ___ because ___.</w:t>
-      </w:r>
-      <w:r>
-        <w:rPr>
-          <w:i/>
-          <w:iCs/>
-          <w:color w:val="5F6F80"/>
-          <w:sz w:val="19"/>
-          <w:szCs w:val="19"/>
-        </w:rPr>
-        <w:br/>
-        <w:t xml:space="preserve">Esto demuestra ___ porque ___.</w:t>
-      </w:r>
-    </w:p>
     <w:tbl>
       <w:tblPr>
         <w:tblW w:type="pct" w:w="100%"/>
@@ -2446,7 +2076,7 @@
           <w:sz w:val="24"/>
           <w:szCs w:val="24"/>
         </w:rPr>
-        <w:t xml:space="preserve">4. Check Your Explanation</w:t>
+        <w:t xml:space="preserve">Check Your Explanation</w:t>
       </w:r>
       <w:r>
         <w:rPr>
@@ -2456,7 +2086,7 @@
           <w:sz w:val="19"/>
           <w:szCs w:val="19"/>
         </w:rPr>
-        <w:t xml:space="preserve">   five quick checks</w:t>
+        <w:t xml:space="preserve">   three quick checks</w:t>
       </w:r>
     </w:p>
     <w:p>
@@ -2480,17 +2110,6 @@
         </w:rPr>
         <w:t xml:space="preserve">I answered the question.</w:t>
       </w:r>
-      <w:r>
-        <w:rPr>
-          <w:i/>
-          <w:iCs/>
-          <w:color w:val="5F6F80"/>
-          <w:sz w:val="18"/>
-          <w:szCs w:val="18"/>
-        </w:rPr>
-        <w:br/>
-        <w:t xml:space="preserve">Respondí la pregunta.</w:t>
-      </w:r>
     </w:p>
     <w:p>
       <w:pPr>
@@ -2511,18 +2130,7 @@
           <w:sz w:val="20"/>
           <w:szCs w:val="20"/>
         </w:rPr>
-        <w:t xml:space="preserve">I used math evidence: numbers, an equation, a model, or a comparison.</w:t>
-      </w:r>
-      <w:r>
-        <w:rPr>
-          <w:i/>
-          <w:iCs/>
-          <w:color w:val="5F6F80"/>
-          <w:sz w:val="18"/>
-          <w:szCs w:val="18"/>
-        </w:rPr>
-        <w:br/>
-        <w:t xml:space="preserve">Usé evidencia matemática: números, una ecuación, un modelo o una comparación.</w:t>
+        <w:t xml:space="preserve">I used math evidence: numbers, an equation, or a model.</w:t>
       </w:r>
     </w:p>
     <w:p>
@@ -2544,84 +2152,7 @@
           <w:sz w:val="20"/>
           <w:szCs w:val="20"/>
         </w:rPr>
-        <w:t xml:space="preserve">I explained how the evidence proves my answer.</w:t>
-      </w:r>
-      <w:r>
-        <w:rPr>
-          <w:i/>
-          <w:iCs/>
-          <w:color w:val="5F6F80"/>
-          <w:sz w:val="18"/>
-          <w:szCs w:val="18"/>
-        </w:rPr>
-        <w:br/>
-        <w:t xml:space="preserve">Expliqué cómo la evidencia demuestra mi respuesta.</w:t>
-      </w:r>
-    </w:p>
-    <w:p>
-      <w:pPr>
-        <w:spacing w:after="80"/>
-      </w:pPr>
-      <w:r>
-        <w:rPr>
-          <w:b/>
-          <w:bCs/>
-          <w:color w:val="1FA6A2"/>
-          <w:sz w:val="22"/>
-          <w:szCs w:val="22"/>
-        </w:rPr>
-        <w:t xml:space="preserve">☐  </w:t>
-      </w:r>
-      <w:r>
-        <w:rPr>
-          <w:sz w:val="20"/>
-          <w:szCs w:val="20"/>
-        </w:rPr>
         <w:t xml:space="preserve">I used at least two math words.</w:t>
-      </w:r>
-      <w:r>
-        <w:rPr>
-          <w:i/>
-          <w:iCs/>
-          <w:color w:val="5F6F80"/>
-          <w:sz w:val="18"/>
-          <w:szCs w:val="18"/>
-        </w:rPr>
-        <w:br/>
-        <w:t xml:space="preserve">Usé por lo menos dos palabras matemáticas.</w:t>
-      </w:r>
-    </w:p>
-    <w:p>
-      <w:pPr>
-        <w:spacing w:after="80"/>
-      </w:pPr>
-      <w:r>
-        <w:rPr>
-          <w:b/>
-          <w:bCs/>
-          <w:color w:val="1FA6A2"/>
-          <w:sz w:val="22"/>
-          <w:szCs w:val="22"/>
-        </w:rPr>
-        <w:t xml:space="preserve">☐  </w:t>
-      </w:r>
-      <w:r>
-        <w:rPr>
-          <w:sz w:val="20"/>
-          <w:szCs w:val="20"/>
-        </w:rPr>
-        <w:t xml:space="preserve">I reread complete sentences and punctuation.</w:t>
-      </w:r>
-      <w:r>
-        <w:rPr>
-          <w:i/>
-          <w:iCs/>
-          <w:color w:val="5F6F80"/>
-          <w:sz w:val="18"/>
-          <w:szCs w:val="18"/>
-        </w:rPr>
-        <w:br/>
-        <w:t xml:space="preserve">Volví a leer mis oraciones completas y la puntuación.</w:t>
       </w:r>
     </w:p>
     <w:p>
@@ -5045,7 +4576,7 @@
           <w:sz w:val="20"/>
           <w:szCs w:val="20"/>
         </w:rPr>
-        <w:t xml:space="preserve">☐  I answered the question.</w:t>
+        <w:t xml:space="preserve">☐  The answer to the math question is correct.</w:t>
       </w:r>
     </w:p>
     <w:p>
@@ -5057,7 +4588,7 @@
           <w:sz w:val="20"/>
           <w:szCs w:val="20"/>
         </w:rPr>
-        <w:t xml:space="preserve">☐  I used math evidence: numbers, an equation, a model, or a comparison.</w:t>
+        <w:t xml:space="preserve">☐  The evidence is real lesson mathematics (numbers, equation, or model), not restated claim.</w:t>
       </w:r>
     </w:p>
     <w:p>
@@ -5069,31 +4600,7 @@
           <w:sz w:val="20"/>
           <w:szCs w:val="20"/>
         </w:rPr>
-        <w:t xml:space="preserve">☐  I explained how the evidence proves my answer.</w:t>
-      </w:r>
-    </w:p>
-    <w:p>
-      <w:pPr>
-        <w:spacing w:after="80"/>
-      </w:pPr>
-      <w:r>
-        <w:rPr>
-          <w:sz w:val="20"/>
-          <w:szCs w:val="20"/>
-        </w:rPr>
-        <w:t xml:space="preserve">☐  I used at least two math words.</w:t>
-      </w:r>
-    </w:p>
-    <w:p>
-      <w:pPr>
-        <w:spacing w:after="80"/>
-      </w:pPr>
-      <w:r>
-        <w:rPr>
-          <w:sz w:val="20"/>
-          <w:szCs w:val="20"/>
-        </w:rPr>
-        <w:t xml:space="preserve">☐  I reread complete sentences and punctuation.</w:t>
+        <w:t xml:space="preserve">☐  The support level changed the language scaffolding, never the mathematical expectation.</w:t>
       </w:r>
     </w:p>
     <w:sectPr>
